--- a/2. Requirement Analysis/Technology Stack - Template.docx
+++ b/2. Requirement Analysis/Technology Stack - Template.docx
@@ -127,7 +127,7 @@
                 <w:rFonts w:ascii="Arial" w:cs="Arial" w:eastAsia="Arial" w:hAnsi="Arial"/>
                 <w:rtl w:val="0"/>
               </w:rPr>
-              <w:t xml:space="preserve">31 January 2026</w:t>
+              <w:t xml:space="preserve">24 October 2026</w:t>
             </w:r>
           </w:p>
         </w:tc>
@@ -164,8 +164,10 @@
             </w:pPr>
             <w:r>
               <w:rPr>
-                <w:rtl w:val="0"/>
-              </w:rPr>
+                <w:rFonts w:ascii="Arial" w:cs="Arial" w:eastAsia="Arial" w:hAnsi="Arial"/>
+                <w:rtl w:val="0"/>
+              </w:rPr>
+              <w:t xml:space="preserve">EN25CS3010138</w:t>
             </w:r>
           </w:p>
         </w:tc>
@@ -200,6 +202,13 @@
                 <w:rFonts w:ascii="Arial" w:cs="Arial" w:eastAsia="Arial" w:hAnsi="Arial"/>
               </w:rPr>
             </w:pPr>
+            <w:r>
+              <w:rPr>
+                <w:color w:val="0a0a0a"/>
+                <w:rtl w:val="0"/>
+              </w:rPr>
+              <w:t xml:space="preserve">Electric Vehicle Market Performance &amp; Insights</w:t>
+            </w:r>
             <w:r>
               <w:rPr>
                 <w:rtl w:val="0"/>
@@ -1343,12 +1352,12 @@
           <wp:extent cx="1376363" cy="589870"/>
           <wp:effectExtent b="0" l="0" r="0" t="0"/>
           <wp:wrapNone/>
-          <wp:docPr id="14" name="image2.png"/>
+          <wp:docPr id="15" name="image1.png"/>
           <a:graphic>
             <a:graphicData uri="http://schemas.openxmlformats.org/drawingml/2006/picture">
               <pic:pic>
                 <pic:nvPicPr>
-                  <pic:cNvPr id="0" name="image2.png"/>
+                  <pic:cNvPr id="0" name="image1.png"/>
                   <pic:cNvPicPr preferRelativeResize="0"/>
                 </pic:nvPicPr>
                 <pic:blipFill>
@@ -1386,12 +1395,12 @@
           <wp:extent cx="864691" cy="395288"/>
           <wp:effectExtent b="0" l="0" r="0" t="0"/>
           <wp:wrapNone/>
-          <wp:docPr id="13" name="image1.png"/>
+          <wp:docPr id="16" name="image2.png"/>
           <a:graphic>
             <a:graphicData uri="http://schemas.openxmlformats.org/drawingml/2006/picture">
               <pic:pic>
                 <pic:nvPicPr>
-                  <pic:cNvPr id="0" name="image1.png"/>
+                  <pic:cNvPr id="0" name="image2.png"/>
                   <pic:cNvPicPr preferRelativeResize="0"/>
                 </pic:nvPicPr>
                 <pic:blipFill>
@@ -1578,6 +1587,20 @@
       <w:szCs w:val="72"/>
     </w:rPr>
   </w:style>
+  <w:style w:type="table" w:styleId="TableNormal" w:default="1">
+    <w:name w:val="TableNormal"/>
+    <w:tblPr>
+      <w:tblCellMar>
+        <w:top w:w="100.0" w:type="dxa"/>
+        <w:left w:w="100.0" w:type="dxa"/>
+        <w:bottom w:w="100.0" w:type="dxa"/>
+        <w:right w:w="100.0" w:type="dxa"/>
+      </w:tblCellMar>
+    </w:tblPr>
+  </w:style>
+  <w:style w:type="paragraph" w:styleId="Normal" w:default="1">
+    <w:name w:val="normal"/>
+  </w:style>
   <w:style w:type="paragraph" w:styleId="Normal" w:default="1">
     <w:name w:val="normal"/>
   </w:style>
@@ -1697,6 +1720,38 @@
     </w:tblPr>
   </w:style>
   <w:style w:type="table" w:styleId="Table3">
+    <w:basedOn w:val="TableNormal"/>
+    <w:pPr>
+      <w:spacing w:after="0" w:line="240" w:lineRule="auto"/>
+    </w:pPr>
+    <w:tblPr>
+      <w:tblStyleRowBandSize w:val="1"/>
+      <w:tblStyleColBandSize w:val="1"/>
+      <w:tblCellMar>
+        <w:top w:w="0.0" w:type="dxa"/>
+        <w:left w:w="108.0" w:type="dxa"/>
+        <w:bottom w:w="0.0" w:type="dxa"/>
+        <w:right w:w="108.0" w:type="dxa"/>
+      </w:tblCellMar>
+    </w:tblPr>
+  </w:style>
+  <w:style w:type="table" w:styleId="Table1">
+    <w:basedOn w:val="TableNormal"/>
+    <w:pPr>
+      <w:spacing w:after="0" w:line="240" w:lineRule="auto"/>
+    </w:pPr>
+    <w:tblPr>
+      <w:tblStyleRowBandSize w:val="1"/>
+      <w:tblStyleColBandSize w:val="1"/>
+      <w:tblCellMar>
+        <w:top w:w="0.0" w:type="dxa"/>
+        <w:left w:w="108.0" w:type="dxa"/>
+        <w:bottom w:w="0.0" w:type="dxa"/>
+        <w:right w:w="108.0" w:type="dxa"/>
+      </w:tblCellMar>
+    </w:tblPr>
+  </w:style>
+  <w:style w:type="table" w:styleId="Table2">
     <w:basedOn w:val="TableNormal"/>
     <w:pPr>
       <w:spacing w:after="0" w:line="240" w:lineRule="auto"/>
@@ -2063,7 +2118,7 @@
 
 <file path=customXML/item1.xml><?xml version="1.0" encoding="utf-8"?>
 <go:gDocsCustomXmlDataStorage xmlns:go="http://customooxmlschemas.google.com/" xmlns:r="http://schemas.openxmlformats.org/officeDocument/2006/relationships" uri="GoogleDocsCustomDataVersion2">
-  <go:docsCustomData xmlns:go="http://customooxmlschemas.google.com/" roundtripDataSignature="AMtx7mhFftU59mAc+IpFY9U4b0RREEz9cw==">CgMxLjA4AHIhMWNUYXdXUEVnTzMtTS12VTNtZF82Wi1WRkdPbDFQdW9K</go:docsCustomData>
+  <go:docsCustomData xmlns:go="http://customooxmlschemas.google.com/" roundtripDataSignature="AMtx7mgbb2ekCKJxd5hjjkOsp6efMUkKEQ==">CgMxLjA4AHIhMXIzU1h4dFpuYTdTX1dSVFR4dzZOOGhLR1RFTUh0dnh0</go:docsCustomData>
 </go:gDocsCustomXmlDataStorage>
 </file>
 
